--- a/resources/dist/mapmaker/sheets/the-battle-of-vicksburg-student-sheet-es.docx
+++ b/resources/dist/mapmaker/sheets/the-battle-of-vicksburg-student-sheet-es.docx
@@ -64,7 +64,7 @@
         </w:rPr>
         <w:t xml:space="preserve">Abre el mapa en MapMaker: </w:t>
       </w:r>
-      <w:hyperlink w:history="1" r:id="rId83xhfaw-js8jkvglwhfun">
+      <w:hyperlink w:history="1" r:id="rIdudqlzsj6xiyjvljr2wofq">
         <w:r>
           <w:rPr>
             <w:i/>

--- a/resources/dist/mapmaker/sheets/the-battle-of-vicksburg-student-sheet-es.docx
+++ b/resources/dist/mapmaker/sheets/the-battle-of-vicksburg-student-sheet-es.docx
@@ -64,7 +64,7 @@
         </w:rPr>
         <w:t xml:space="preserve">Abre el mapa en MapMaker: </w:t>
       </w:r>
-      <w:hyperlink w:history="1" r:id="rIdudqlzsj6xiyjvljr2wofq">
+      <w:hyperlink w:history="1" r:id="rIdowv37u8xd98ldb5ywn57a">
         <w:r>
           <w:rPr>
             <w:i/>

--- a/resources/dist/mapmaker/sheets/the-battle-of-vicksburg-student-sheet-es.docx
+++ b/resources/dist/mapmaker/sheets/the-battle-of-vicksburg-student-sheet-es.docx
@@ -64,7 +64,7 @@
         </w:rPr>
         <w:t xml:space="preserve">Abre el mapa en MapMaker: </w:t>
       </w:r>
-      <w:hyperlink w:history="1" r:id="rIdowv37u8xd98ldb5ywn57a">
+      <w:hyperlink w:history="1" r:id="rId7kpdapb5efvzjvjcchztj">
         <w:r>
           <w:rPr>
             <w:i/>
@@ -836,7 +836,7 @@
       <w:pStyle w:val="Credits"/>
     </w:pPr>
     <w:r>
-      <w:t xml:space="preserve">La batalla de Vicksburg, 0.7.0.</w:t>
+      <w:t xml:space="preserve">La batalla de Vicksburg, 0.7.1.</w:t>
     </w:r>
   </w:p>
 </w:ftr>

--- a/resources/dist/mapmaker/sheets/the-battle-of-vicksburg-student-sheet-es.docx
+++ b/resources/dist/mapmaker/sheets/the-battle-of-vicksburg-student-sheet-es.docx
@@ -55,7 +55,7 @@
     </w:p>
     <w:p>
       <w:pPr>
-        <w:spacing w:after="40"/>
+        <w:spacing w:after="160"/>
       </w:pPr>
       <w:r>
         <w:rPr>
@@ -64,7 +64,7 @@
         </w:rPr>
         <w:t xml:space="preserve">Abre el mapa en MapMaker: </w:t>
       </w:r>
-      <w:hyperlink w:history="1" r:id="rId7kpdapb5efvzjvjcchztj">
+      <w:hyperlink w:history="1" r:id="rIdleeophn0pgwfkjujq8nsg">
         <w:r>
           <w:rPr>
             <w:i/>
@@ -78,15 +78,6 @@
     </w:p>
     <w:p>
       <w:pPr>
-        <w:pStyle w:val="Credits"/>
-        <w:spacing w:after="160"/>
-      </w:pPr>
-      <w:r>
-        <w:t xml:space="preserve">Dirección del mapa: https://mpmkr.maps.arcgis.com/apps/instant/atlas/index.html?appid=0cd1cdee853c413a84bfe4b9a6931f0d&amp;webmap=1ba8cd3fc75a49a497be1137fce4c032</w:t>
-      </w:r>
-    </w:p>
-    <w:p>
-      <w:pPr>
         <w:pStyle w:val="Heading2"/>
         <w:spacing w:after="20" w:before="80"/>
       </w:pPr>
@@ -762,19 +753,6 @@
       </w:pPr>
       <w:r>
         <w:t xml:space="preserve"/>
-      </w:r>
-    </w:p>
-    <w:p>
-      <w:pPr>
-        <w:pStyle w:val="Credits"/>
-        <w:spacing w:before="60" w:line="190"/>
-      </w:pPr>
-      <w:r>
-        <w:rPr>
-          <w:sz w:val="16"/>
-          <w:szCs w:val="16"/>
-        </w:rPr>
-        <w:t xml:space="preserve">Datos del mapa: Placed by the MapMaker team; Jeremy Atack, historical railroad data (ICPSR 36353), prepared by the MapMaker team; American Battlefield Trust.</w:t>
       </w:r>
     </w:p>
     <w:sectPr>

--- a/resources/dist/mapmaker/sheets/the-battle-of-vicksburg-student-sheet-es.docx
+++ b/resources/dist/mapmaker/sheets/the-battle-of-vicksburg-student-sheet-es.docx
@@ -64,7 +64,7 @@
         </w:rPr>
         <w:t xml:space="preserve">Abre el mapa en MapMaker: </w:t>
       </w:r>
-      <w:hyperlink w:history="1" r:id="rIdleeophn0pgwfkjujq8nsg">
+      <w:hyperlink w:history="1" r:id="rIdbshwdmfayro7mxaoaggs8">
         <w:r>
           <w:rPr>
             <w:i/>

--- a/resources/dist/mapmaker/sheets/the-battle-of-vicksburg-student-sheet-es.docx
+++ b/resources/dist/mapmaker/sheets/the-battle-of-vicksburg-student-sheet-es.docx
@@ -64,7 +64,7 @@
         </w:rPr>
         <w:t xml:space="preserve">Abre el mapa en MapMaker: </w:t>
       </w:r>
-      <w:hyperlink w:history="1" r:id="rIdbshwdmfayro7mxaoaggs8">
+      <w:hyperlink w:history="1" r:id="rIdotxzeeapjk3zm-xdcq80m">
         <w:r>
           <w:rPr>
             <w:i/>
@@ -814,7 +814,7 @@
       <w:pStyle w:val="Credits"/>
     </w:pPr>
     <w:r>
-      <w:t xml:space="preserve">La batalla de Vicksburg, 0.7.1.</w:t>
+      <w:t xml:space="preserve">La batalla de Vicksburg, 0.7.2.</w:t>
     </w:r>
   </w:p>
 </w:ftr>

--- a/resources/dist/mapmaker/sheets/the-battle-of-vicksburg-student-sheet-es.docx
+++ b/resources/dist/mapmaker/sheets/the-battle-of-vicksburg-student-sheet-es.docx
@@ -64,7 +64,7 @@
         </w:rPr>
         <w:t xml:space="preserve">Abre el mapa en MapMaker: </w:t>
       </w:r>
-      <w:hyperlink w:history="1" r:id="rIdotxzeeapjk3zm-xdcq80m">
+      <w:hyperlink w:history="1" r:id="rIdobfipd34xd76gchqk8sux">
         <w:r>
           <w:rPr>
             <w:i/>

--- a/resources/dist/mapmaker/sheets/the-battle-of-vicksburg-student-sheet-es.docx
+++ b/resources/dist/mapmaker/sheets/the-battle-of-vicksburg-student-sheet-es.docx
@@ -64,7 +64,7 @@
         </w:rPr>
         <w:t xml:space="preserve">Abre el mapa en MapMaker: </w:t>
       </w:r>
-      <w:hyperlink w:history="1" r:id="rIdobfipd34xd76gchqk8sux">
+      <w:hyperlink w:history="1" r:id="rIdtcnm657kud6bwxvuuh6bd">
         <w:r>
           <w:rPr>
             <w:i/>

--- a/resources/dist/mapmaker/sheets/the-battle-of-vicksburg-student-sheet-es.docx
+++ b/resources/dist/mapmaker/sheets/the-battle-of-vicksburg-student-sheet-es.docx
@@ -64,7 +64,7 @@
         </w:rPr>
         <w:t xml:space="preserve">Abre el mapa en MapMaker: </w:t>
       </w:r>
-      <w:hyperlink w:history="1" r:id="rIdtcnm657kud6bwxvuuh6bd">
+      <w:hyperlink w:history="1" r:id="rIdw0bilcbchftfifhw_hzwe">
         <w:r>
           <w:rPr>
             <w:i/>
